--- a/Actividad_3.1_Deteccion_de_Peatones_Equipo18_SKELETON.docx
+++ b/Actividad_3.1_Deteccion_de_Peatones_Equipo18_SKELETON.docx
@@ -115,7 +115,15 @@
         <w:jc w:val="left"/>
       </w:pPr>
       <w:r>
-        <w:t>(Equipo unipersonal — entrega individual)</w:t>
+        <w:t>David Rodrigo Alvarado Domínguez — A01797606</w:t>
+        <w:br/>
+      </w:r>
+      <w:r>
+        <w:t>Abraham Avila Garcia — A01795305</w:t>
+        <w:br/>
+      </w:r>
+      <w:r>
+        <w:t>Jorge Luis Ancheyta Segovia — A01796354</w:t>
       </w:r>
     </w:p>
     <w:p>

--- a/Actividad_3.1_Deteccion_de_Peatones_Equipo18_SKELETON.docx
+++ b/Actividad_3.1_Deteccion_de_Peatones_Equipo18_SKELETON.docx
@@ -110,7 +110,6 @@
     </w:p>
     <w:p>
       <w:pPr>
-        <w:shd w:fill="FFF2CC" w:val="clear"/>
         <w:spacing w:after="120" w:before="120" w:line="240" w:lineRule="auto"/>
         <w:jc w:val="left"/>
       </w:pPr>
@@ -549,7 +548,6 @@
     </w:p>
     <w:p>
       <w:pPr>
-        <w:shd w:fill="FFF2CC" w:val="clear"/>
         <w:spacing w:after="120" w:before="120" w:line="240" w:lineRule="auto"/>
         <w:jc w:val="left"/>
       </w:pPr>
@@ -934,7 +932,6 @@
     </w:p>
     <w:p>
       <w:pPr>
-        <w:shd w:fill="FFF2CC" w:val="clear"/>
         <w:spacing w:after="120" w:before="120" w:line="240" w:lineRule="auto"/>
         <w:jc w:val="left"/>
       </w:pPr>
@@ -987,7 +984,6 @@
     </w:p>
     <w:p>
       <w:pPr>
-        <w:shd w:fill="FFF2CC" w:val="clear"/>
         <w:spacing w:after="120" w:before="120" w:line="240" w:lineRule="auto"/>
         <w:jc w:val="left"/>
       </w:pPr>
@@ -1028,7 +1024,39 @@
           <w:rFonts w:ascii="Courier New" w:hAnsi="Courier New" w:cs="Courier New" w:eastAsia="Courier New"/>
           <w:sz w:val="16"/>
         </w:rPr>
-        <w:t>Equipo 18 (entrega individual): Alexis Alduncin Barragán - A01017478</w:t>
+        <w:t>Equipo 18:</w:t>
+        <w:br/>
+      </w:r>
+      <w:r>
+        <w:rPr>
+          <w:rFonts w:ascii="Courier New" w:hAnsi="Courier New" w:cs="Courier New" w:eastAsia="Courier New"/>
+          <w:sz w:val="16"/>
+        </w:rPr>
+        <w:t xml:space="preserve">  - Alexis Alduncin Barragán          - A01017478</w:t>
+        <w:br/>
+      </w:r>
+      <w:r>
+        <w:rPr>
+          <w:rFonts w:ascii="Courier New" w:hAnsi="Courier New" w:cs="Courier New" w:eastAsia="Courier New"/>
+          <w:sz w:val="16"/>
+        </w:rPr>
+        <w:t xml:space="preserve">  - David Rodrigo Alvarado Domínguez  - A01797606</w:t>
+        <w:br/>
+      </w:r>
+      <w:r>
+        <w:rPr>
+          <w:rFonts w:ascii="Courier New" w:hAnsi="Courier New" w:cs="Courier New" w:eastAsia="Courier New"/>
+          <w:sz w:val="16"/>
+        </w:rPr>
+        <w:t xml:space="preserve">  - Abraham Avila Garcia              - A01795305</w:t>
+        <w:br/>
+      </w:r>
+      <w:r>
+        <w:rPr>
+          <w:rFonts w:ascii="Courier New" w:hAnsi="Courier New" w:cs="Courier New" w:eastAsia="Courier New"/>
+          <w:sz w:val="16"/>
+        </w:rPr>
+        <w:t xml:space="preserve">  - Jorge Luis Ancheyta Segovia       - A01796354</w:t>
         <w:br/>
       </w:r>
       <w:r>
@@ -1114,31 +1142,55 @@
           <w:rFonts w:ascii="Courier New" w:hAnsi="Courier New" w:cs="Courier New" w:eastAsia="Courier New"/>
           <w:sz w:val="16"/>
         </w:rPr>
-        <w:t xml:space="preserve">    3. Clasificador HOG + SVM (entrenado en Penn-Fudan, exportado por el</w:t>
-        <w:br/>
-      </w:r>
-      <w:r>
-        <w:rPr>
-          <w:rFonts w:ascii="Courier New" w:hAnsi="Courier New" w:cs="Courier New" w:eastAsia="Courier New"/>
-          <w:sz w:val="16"/>
-        </w:rPr>
-        <w:t xml:space="preserve">       notebook pedestrian_detection (1).ipynb): se ejecuta SOLO cuando el LiDAR</w:t>
-        <w:br/>
-      </w:r>
-      <w:r>
-        <w:rPr>
-          <w:rFonts w:ascii="Courier New" w:hAnsi="Courier New" w:cs="Courier New" w:eastAsia="Courier New"/>
-          <w:sz w:val="16"/>
-        </w:rPr>
-        <w:t xml:space="preserve">       confirma un obstáculo cercano. Sliding-window horizontal sobre la cámara</w:t>
-        <w:br/>
-      </w:r>
-      <w:r>
-        <w:rPr>
-          <w:rFonts w:ascii="Courier New" w:hAnsi="Courier New" w:cs="Courier New" w:eastAsia="Courier New"/>
-          <w:sz w:val="16"/>
-        </w:rPr>
-        <w:t xml:space="preserve">       256x128 con ventana 64x128 tipo Dalal-Triggs.</w:t>
+        <w:t xml:space="preserve">    3. Clasificador HOG + SVM (reentrenado con 600 frames de la cámara del</w:t>
+        <w:br/>
+      </w:r>
+      <w:r>
+        <w:rPr>
+          <w:rFonts w:ascii="Courier New" w:hAnsi="Courier New" w:cs="Courier New" w:eastAsia="Courier New"/>
+          <w:sz w:val="16"/>
+        </w:rPr>
+        <w:t xml:space="preserve">       BMW hand-etiquetados + hard-negative mining estilo Dalal-Triggs; ver</w:t>
+        <w:br/>
+      </w:r>
+      <w:r>
+        <w:rPr>
+          <w:rFonts w:ascii="Courier New" w:hAnsi="Courier New" w:cs="Courier New" w:eastAsia="Courier New"/>
+          <w:sz w:val="16"/>
+        </w:rPr>
+        <w:t xml:space="preserve">       retrain_svm_hardneg.py en este directorio. El modelo inicial entrenado</w:t>
+        <w:br/>
+      </w:r>
+      <w:r>
+        <w:rPr>
+          <w:rFonts w:ascii="Courier New" w:hAnsi="Courier New" w:cs="Courier New" w:eastAsia="Courier New"/>
+          <w:sz w:val="16"/>
+        </w:rPr>
+        <w:t xml:space="preserve">       con Penn-Fudan fue descartado por brecha de dominio entre fotos reales</w:t>
+        <w:br/>
+      </w:r>
+      <w:r>
+        <w:rPr>
+          <w:rFonts w:ascii="Courier New" w:hAnsi="Courier New" w:cs="Courier New" w:eastAsia="Courier New"/>
+          <w:sz w:val="16"/>
+        </w:rPr>
+        <w:t xml:space="preserve">       y mannequins renderizados de Webots): se ejecuta SOLO cuando el LiDAR</w:t>
+        <w:br/>
+      </w:r>
+      <w:r>
+        <w:rPr>
+          <w:rFonts w:ascii="Courier New" w:hAnsi="Courier New" w:cs="Courier New" w:eastAsia="Courier New"/>
+          <w:sz w:val="16"/>
+        </w:rPr>
+        <w:t xml:space="preserve">       confirma un obstáculo cercano. Sliding-window horizontal sobre la</w:t>
+        <w:br/>
+      </w:r>
+      <w:r>
+        <w:rPr>
+          <w:rFonts w:ascii="Courier New" w:hAnsi="Courier New" w:cs="Courier New" w:eastAsia="Courier New"/>
+          <w:sz w:val="16"/>
+        </w:rPr>
+        <w:t xml:space="preserve">       cámara 256x128 con ventana 64x128 tipo Dalal-Triggs.</w:t>
         <w:br/>
       </w:r>
       <w:r>
